--- a/training/实训报告-实训二-连接器与权限边界.docx
+++ b/training/实训报告-实训二-连接器与权限边界.docx
@@ -547,11 +547,6 @@
     </w:p>
     <w:p>
       <w:r>
-        <w:br w:type="page"/>
-      </w:r>
-    </w:p>
-    <w:p>
-      <w:r>
         <w:rPr>
           <w:rFonts w:hint="eastAsia"/>
         </w:rPr>
